--- a/Machine/Templates/resume-reference.docx
+++ b/Machine/Templates/resume-reference.docx
@@ -906,7 +906,7 @@
           <w:rStyle w:val="IntenseReference"/>
           <w:color w:val="000000" w:themeColor="text1"/>
         </w:rPr>
-        <w:t xml:space="preserve"> }} — </w:t>
+        <w:t xml:space="preserve"> }}, </w:t>
       </w:r>
       <w:proofErr w:type="gramStart"/>
       <w:r>
@@ -1168,7 +1168,7 @@
           <w:sz w:val="20"/>
           <w:szCs w:val="20"/>
         </w:rPr>
-        <w:t>BS – WEB DEVELOPMENT, INFORMATION TECHNOLOGY</w:t>
+        <w:t>BS, WEB DEVELOPMENT, INFORMATION TECHNOLOGY</w:t>
       </w:r>
       <w:r>
         <w:rPr>

--- a/Machine/Templates/resume-reference.docx
+++ b/Machine/Templates/resume-reference.docx
@@ -721,31 +721,6 @@
               <w:t>{%p endfor %}</w:t>
             </w:r>
           </w:p>
-          <w:p>
-            <w:pPr>
-              <w:jc w:val="center"/>
-              <w:rPr>
-                <w:sz w:val="22"/>
-                <w:szCs w:val="22"/>
-              </w:rPr>
-            </w:pPr>
-          </w:p>
-          <w:p>
-            <w:pPr>
-              <w:jc w:val="center"/>
-              <w:rPr>
-                <w:sz w:val="22"/>
-                <w:szCs w:val="22"/>
-              </w:rPr>
-            </w:pPr>
-            <w:r>
-              <w:rPr>
-                <w:sz w:val="22"/>
-                <w:szCs w:val="22"/>
-              </w:rPr>
-              <w:t xml:space="preserve"> </w:t>
-            </w:r>
-          </w:p>
         </w:tc>
         <w:tc>
           <w:tcPr>
@@ -793,7 +768,7 @@
           </w:tcPr>
           <w:p>
             <w:r>
-              <w:t>{%p for c in competencies[10:] %}</w:t>
+              <w:t>{%p for c in competencies[10:15] %}</w:t>
             </w:r>
           </w:p>
           <w:p>
@@ -873,21 +848,31 @@
     </w:p>
     <w:p>
       <w:r>
-        <w:t>{% for job in experience %}</w:t>
+        <w:t>{%p for job in experience %}</w:t>
       </w:r>
     </w:p>
     <w:p>
       <w:pPr>
         <w:rPr>
           <w:rStyle w:val="IntenseReference"/>
+          <w:b/>
+          <w:bCs/>
+          <w:smallCaps/>
           <w:color w:val="000000" w:themeColor="text1"/>
+          <w:sz w:val="24"/>
+          <w:szCs w:val="24"/>
         </w:rPr>
       </w:pPr>
       <w:proofErr w:type="gramStart"/>
       <w:r>
         <w:rPr>
           <w:rStyle w:val="IntenseReference"/>
+          <w:b/>
+          <w:bCs/>
+          <w:smallCaps/>
           <w:color w:val="000000" w:themeColor="text1"/>
+          <w:sz w:val="24"/>
+          <w:szCs w:val="24"/>
         </w:rPr>
         <w:t xml:space="preserve">{{ </w:t>
       </w:r>
@@ -895,7 +880,12 @@
       <w:r>
         <w:rPr>
           <w:rStyle w:val="IntenseReference"/>
+          <w:b/>
+          <w:bCs/>
+          <w:smallCaps/>
           <w:color w:val="000000" w:themeColor="text1"/>
+          <w:sz w:val="24"/>
+          <w:szCs w:val="24"/>
         </w:rPr>
         <w:t>job.company</w:t>
       </w:r>
@@ -904,7 +894,12 @@
       <w:r>
         <w:rPr>
           <w:rStyle w:val="IntenseReference"/>
+          <w:b/>
+          <w:bCs/>
+          <w:smallCaps/>
           <w:color w:val="000000" w:themeColor="text1"/>
+          <w:sz w:val="24"/>
+          <w:szCs w:val="24"/>
         </w:rPr>
         <w:t xml:space="preserve"> }}, </w:t>
       </w:r>
@@ -912,7 +907,12 @@
       <w:r>
         <w:rPr>
           <w:rStyle w:val="IntenseReference"/>
+          <w:b/>
+          <w:bCs/>
+          <w:smallCaps/>
           <w:color w:val="000000" w:themeColor="text1"/>
+          <w:sz w:val="24"/>
+          <w:szCs w:val="24"/>
         </w:rPr>
         <w:t xml:space="preserve">{{ </w:t>
       </w:r>
@@ -920,7 +920,12 @@
       <w:r>
         <w:rPr>
           <w:rStyle w:val="IntenseReference"/>
+          <w:b/>
+          <w:bCs/>
+          <w:smallCaps/>
           <w:color w:val="000000" w:themeColor="text1"/>
+          <w:sz w:val="24"/>
+          <w:szCs w:val="24"/>
         </w:rPr>
         <w:t>job.location</w:t>
       </w:r>
@@ -929,7 +934,12 @@
       <w:r>
         <w:rPr>
           <w:rStyle w:val="IntenseReference"/>
+          <w:b/>
+          <w:bCs/>
+          <w:smallCaps/>
           <w:color w:val="000000" w:themeColor="text1"/>
+          <w:sz w:val="24"/>
+          <w:szCs w:val="24"/>
         </w:rPr>
         <w:t xml:space="preserve"> }} | </w:t>
       </w:r>
@@ -937,7 +947,12 @@
       <w:r>
         <w:rPr>
           <w:rStyle w:val="IntenseReference"/>
+          <w:b/>
+          <w:bCs/>
+          <w:smallCaps/>
           <w:color w:val="000000" w:themeColor="text1"/>
+          <w:sz w:val="24"/>
+          <w:szCs w:val="24"/>
         </w:rPr>
         <w:t xml:space="preserve">{{ </w:t>
       </w:r>
@@ -945,7 +960,12 @@
       <w:r>
         <w:rPr>
           <w:rStyle w:val="IntenseReference"/>
+          <w:b/>
+          <w:bCs/>
+          <w:smallCaps/>
           <w:color w:val="000000" w:themeColor="text1"/>
+          <w:sz w:val="24"/>
+          <w:szCs w:val="24"/>
         </w:rPr>
         <w:t>job.dates</w:t>
       </w:r>
@@ -954,14 +974,24 @@
       <w:r>
         <w:rPr>
           <w:rStyle w:val="IntenseReference"/>
+          <w:b/>
+          <w:bCs/>
+          <w:smallCaps/>
           <w:color w:val="000000" w:themeColor="text1"/>
+          <w:sz w:val="24"/>
+          <w:szCs w:val="24"/>
         </w:rPr>
         <w:t xml:space="preserve"> }}  </w:t>
       </w:r>
       <w:r>
         <w:rPr>
           <w:rStyle w:val="IntenseReference"/>
+          <w:b/>
+          <w:bCs/>
+          <w:smallCaps/>
           <w:color w:val="000000" w:themeColor="text1"/>
+          <w:sz w:val="24"/>
+          <w:szCs w:val="24"/>
         </w:rPr>
         <w:t xml:space="preserve"> </w:t>
       </w:r>
@@ -978,7 +1008,12 @@
       <w:r>
         <w:rPr>
           <w:rStyle w:val="IntenseReference"/>
+          <w:b/>
+          <w:bCs/>
+          <w:smallCaps w:val="0"/>
           <w:color w:val="000000" w:themeColor="text1"/>
+          <w:sz w:val="24"/>
+          <w:szCs w:val="24"/>
         </w:rPr>
         <w:t xml:space="preserve">{{ </w:t>
       </w:r>
@@ -986,7 +1021,12 @@
       <w:r>
         <w:rPr>
           <w:rStyle w:val="IntenseReference"/>
+          <w:b/>
+          <w:bCs/>
+          <w:smallCaps w:val="0"/>
           <w:color w:val="000000" w:themeColor="text1"/>
+          <w:sz w:val="24"/>
+          <w:szCs w:val="24"/>
         </w:rPr>
         <w:t>job.role</w:t>
       </w:r>
@@ -995,7 +1035,12 @@
       <w:r>
         <w:rPr>
           <w:rStyle w:val="IntenseReference"/>
+          <w:b/>
+          <w:bCs/>
+          <w:smallCaps w:val="0"/>
           <w:color w:val="000000" w:themeColor="text1"/>
+          <w:sz w:val="24"/>
+          <w:szCs w:val="24"/>
         </w:rPr>
         <w:t xml:space="preserve"> }}</w:t>
       </w:r>
@@ -1013,24 +1058,43 @@
       <w:pPr>
         <w:rPr>
           <w:rStyle w:val="IntenseReference"/>
-          <w:color w:val="000000" w:themeColor="text1"/>
-        </w:rPr>
-      </w:pPr>
-      <w:proofErr w:type="gramStart"/>
-      <w:r>
-        <w:rPr>
-          <w:rStyle w:val="IntenseReference"/>
-          <w:color w:val="000000" w:themeColor="text1"/>
-        </w:rPr>
-        <w:t xml:space="preserve">{{ </w:t>
-      </w:r>
-      <w:proofErr w:type="spellStart"/>
-      <w:r>
-        <w:rPr>
-          <w:rStyle w:val="IntenseReference"/>
+          <w:b w:val="0"/>
+          <w:bCs w:val="0"/>
           <w:i/>
           <w:iCs/>
+          <w:smallCaps w:val="0"/>
           <w:color w:val="000000" w:themeColor="text1"/>
+          <w:sz w:val="21"/>
+          <w:szCs w:val="21"/>
+        </w:rPr>
+      </w:pPr>
+      <w:proofErr w:type="gramStart"/>
+      <w:r>
+        <w:rPr>
+          <w:rStyle w:val="IntenseReference"/>
+          <w:b w:val="0"/>
+          <w:bCs w:val="0"/>
+          <w:i/>
+          <w:iCs/>
+          <w:smallCaps w:val="0"/>
+          <w:color w:val="000000" w:themeColor="text1"/>
+          <w:sz w:val="21"/>
+          <w:szCs w:val="21"/>
+        </w:rPr>
+        <w:t xml:space="preserve">{{ </w:t>
+      </w:r>
+      <w:proofErr w:type="spellStart"/>
+      <w:r>
+        <w:rPr>
+          <w:rStyle w:val="IntenseReference"/>
+          <w:b w:val="0"/>
+          <w:bCs w:val="0"/>
+          <w:i/>
+          <w:iCs/>
+          <w:smallCaps w:val="0"/>
+          <w:color w:val="000000" w:themeColor="text1"/>
+          <w:sz w:val="21"/>
+          <w:szCs w:val="21"/>
         </w:rPr>
         <w:t>job.summary</w:t>
       </w:r>
@@ -1039,7 +1103,14 @@
       <w:r>
         <w:rPr>
           <w:rStyle w:val="IntenseReference"/>
+          <w:b w:val="0"/>
+          <w:bCs w:val="0"/>
+          <w:i/>
+          <w:iCs/>
+          <w:smallCaps w:val="0"/>
           <w:color w:val="000000" w:themeColor="text1"/>
+          <w:sz w:val="21"/>
+          <w:szCs w:val="21"/>
         </w:rPr>
         <w:t xml:space="preserve"> }}</w:t>
       </w:r>
@@ -1081,7 +1152,12 @@
       <w:r>
         <w:rPr>
           <w:rStyle w:val="IntenseReference"/>
+          <w:b w:val="0"/>
+          <w:bCs w:val="0"/>
+          <w:smallCaps w:val="0"/>
           <w:color w:val="000000" w:themeColor="text1"/>
+          <w:sz w:val="21"/>
+          <w:szCs w:val="21"/>
         </w:rPr>
         <w:t>{{ b</w:t>
       </w:r>
@@ -1089,7 +1165,12 @@
       <w:r>
         <w:rPr>
           <w:rStyle w:val="IntenseReference"/>
+          <w:b w:val="0"/>
+          <w:bCs w:val="0"/>
+          <w:smallCaps w:val="0"/>
           <w:color w:val="000000" w:themeColor="text1"/>
+          <w:sz w:val="21"/>
+          <w:szCs w:val="21"/>
         </w:rPr>
         <w:t xml:space="preserve"> }}</w:t>
       </w:r>
@@ -1108,12 +1189,7 @@
     </w:p>
     <w:p>
       <w:pPr>
-        <w:tabs>
-          <w:tab w:val="left" w:pos="4770"/>
-        </w:tabs>
-        <w:spacing w:after="40"/>
-        <w:rPr>
-          <w:rFonts w:cstheme="minorHAnsi"/>
+        <w:rPr>
           <w:sz w:val="21"/>
           <w:szCs w:val="21"/>
         </w:rPr>
@@ -1121,7 +1197,7 @@
     </w:p>
     <w:p>
       <w:r>
-        <w:t>{% endfor %}</w:t>
+        <w:t>{%p endfor %}</w:t>
       </w:r>
     </w:p>
     <w:p>

--- a/Machine/Templates/resume-reference.docx
+++ b/Machine/Templates/resume-reference.docx
@@ -135,7 +135,7 @@
                                 <w:sz w:val="18"/>
                                 <w:szCs w:val="18"/>
                               </w:rPr>
-                              <w:t>chris@monnat.org</w:t>
+                              <w:t>cmmonnat@gmail.com</w:t>
                             </w:r>
                             <w:r>
                               <w:rPr>
@@ -277,7 +277,7 @@
                           <w:sz w:val="18"/>
                           <w:szCs w:val="18"/>
                         </w:rPr>
-                        <w:t>chris@monnat.org</w:t>
+                        <w:t>cmmonnat@gmail.com</w:t>
                       </w:r>
                       <w:r>
                         <w:rPr>
@@ -1283,6 +1283,40 @@
     <w:p>
       <w:pPr>
         <w:rPr>
+          <w:sz w:val="20"/>
+          <w:szCs w:val="20"/>
+        </w:rPr>
+      </w:pPr>
+    </w:p>
+    <w:p>
+      <w:pPr>
+        <w:rPr>
+          <w:bCs/>
+          <w:sz w:val="20"/>
+          <w:szCs w:val="20"/>
+        </w:rPr>
+      </w:pPr>
+      <w:r>
+        <w:rPr>
+          <w:b/>
+          <w:sz w:val="20"/>
+          <w:szCs w:val="20"/>
+        </w:rPr>
+        <w:t xml:space="preserve">Certified AI Engineer </w:t>
+      </w:r>
+      <w:r>
+        <w:rPr>
+          <w:bCs/>
+          <w:sz w:val="20"/>
+          <w:szCs w:val="20"/>
+        </w:rPr>
+        <w:t>| AI Makerspace</w:t>
+      </w:r>
+    </w:p>
+    <w:p>
+      <w:pPr>
+        <w:rPr>
+          <w:b/>
           <w:sz w:val="20"/>
           <w:szCs w:val="20"/>
         </w:rPr>
